--- a/УБС/ЛР1/Отчет_ЛР1_УБС_Грудинин_Турханов.docx
+++ b/УБС/ЛР1/Отчет_ЛР1_УБС_Грудинин_Турханов.docx
@@ -244,7 +244,7 @@
           <w:lang w:val="ru-RU"/>
         </w:rPr>
         <w:br/>
-        <w:t xml:space="preserve">к.т.н., доцент </w:t>
+        <w:t xml:space="preserve">ассистент </w:t>
       </w:r>
       <w:proofErr w:type="spellStart"/>
       <w:r>

--- a/УБС/ЛР1/Отчет_ЛР1_УБС_Грудинин_Турханов.docx
+++ b/УБС/ЛР1/Отчет_ЛР1_УБС_Грудинин_Турханов.docx
@@ -214,6 +214,9 @@
       <w:pPr>
         <w:spacing w:before="400" w:after="40"/>
         <w:jc w:val="right"/>
+        <w:rPr>
+          <w:lang w:val="ru-RU"/>
+        </w:rPr>
       </w:pPr>
       <w:r>
         <w:rPr>
@@ -323,18 +326,27 @@
       <w:pPr>
         <w:spacing w:before="400" w:after="40"/>
         <w:jc w:val="right"/>
+        <w:rPr>
+          <w:lang w:val="ru-RU"/>
+        </w:rPr>
       </w:pPr>
     </w:p>
     <w:p>
       <w:pPr>
         <w:spacing w:before="400" w:after="40"/>
         <w:jc w:val="right"/>
+        <w:rPr>
+          <w:lang w:val="ru-RU"/>
+        </w:rPr>
       </w:pPr>
     </w:p>
     <w:p>
       <w:pPr>
         <w:spacing w:before="900" w:after="0"/>
         <w:jc w:val="center"/>
+        <w:rPr>
+          <w:lang w:val="ru-RU"/>
+        </w:rPr>
       </w:pPr>
       <w:r>
         <w:rPr>
@@ -565,6 +577,7 @@
         <w:ind w:firstLine="709"/>
         <w:jc w:val="both"/>
         <w:rPr>
+          <w:rFonts w:ascii="Times New Roman" w:hAnsi="Times New Roman"/>
           <w:lang w:val="ru-RU"/>
         </w:rPr>
       </w:pPr>
@@ -698,6 +711,236 @@
     </w:p>
     <w:p>
       <w:pPr>
+        <w:spacing w:after="60"/>
+        <w:ind w:firstLine="709"/>
+        <w:jc w:val="both"/>
+        <w:rPr>
+          <w:rFonts w:ascii="Times New Roman" w:hAnsi="Times New Roman"/>
+          <w:lang w:val="ru-RU"/>
+        </w:rPr>
+      </w:pPr>
+    </w:p>
+    <w:p>
+      <w:pPr>
+        <w:spacing w:after="60"/>
+        <w:ind w:firstLine="709"/>
+        <w:jc w:val="both"/>
+        <w:rPr>
+          <w:rFonts w:ascii="Times New Roman" w:hAnsi="Times New Roman"/>
+          <w:lang w:val="ru-RU"/>
+        </w:rPr>
+      </w:pPr>
+    </w:p>
+    <w:p>
+      <w:pPr>
+        <w:spacing w:after="60"/>
+        <w:ind w:firstLine="709"/>
+        <w:jc w:val="both"/>
+        <w:rPr>
+          <w:rFonts w:ascii="Times New Roman" w:hAnsi="Times New Roman"/>
+          <w:lang w:val="ru-RU"/>
+        </w:rPr>
+      </w:pPr>
+    </w:p>
+    <w:p>
+      <w:pPr>
+        <w:spacing w:after="60"/>
+        <w:ind w:firstLine="709"/>
+        <w:jc w:val="both"/>
+        <w:rPr>
+          <w:rFonts w:ascii="Times New Roman" w:hAnsi="Times New Roman"/>
+          <w:lang w:val="ru-RU"/>
+        </w:rPr>
+      </w:pPr>
+    </w:p>
+    <w:p>
+      <w:pPr>
+        <w:spacing w:after="60"/>
+        <w:ind w:firstLine="709"/>
+        <w:jc w:val="both"/>
+        <w:rPr>
+          <w:rFonts w:ascii="Times New Roman" w:hAnsi="Times New Roman"/>
+          <w:lang w:val="ru-RU"/>
+        </w:rPr>
+      </w:pPr>
+    </w:p>
+    <w:p>
+      <w:pPr>
+        <w:spacing w:after="60"/>
+        <w:ind w:firstLine="709"/>
+        <w:jc w:val="both"/>
+        <w:rPr>
+          <w:rFonts w:ascii="Times New Roman" w:hAnsi="Times New Roman"/>
+          <w:lang w:val="ru-RU"/>
+        </w:rPr>
+      </w:pPr>
+    </w:p>
+    <w:p>
+      <w:pPr>
+        <w:spacing w:after="60"/>
+        <w:ind w:firstLine="709"/>
+        <w:jc w:val="both"/>
+        <w:rPr>
+          <w:rFonts w:ascii="Times New Roman" w:hAnsi="Times New Roman"/>
+          <w:lang w:val="ru-RU"/>
+        </w:rPr>
+      </w:pPr>
+    </w:p>
+    <w:p>
+      <w:pPr>
+        <w:spacing w:after="60"/>
+        <w:ind w:firstLine="709"/>
+        <w:jc w:val="both"/>
+        <w:rPr>
+          <w:rFonts w:ascii="Times New Roman" w:hAnsi="Times New Roman"/>
+          <w:lang w:val="ru-RU"/>
+        </w:rPr>
+      </w:pPr>
+    </w:p>
+    <w:p>
+      <w:pPr>
+        <w:spacing w:after="60"/>
+        <w:ind w:firstLine="709"/>
+        <w:jc w:val="both"/>
+        <w:rPr>
+          <w:rFonts w:ascii="Times New Roman" w:hAnsi="Times New Roman"/>
+          <w:lang w:val="ru-RU"/>
+        </w:rPr>
+      </w:pPr>
+    </w:p>
+    <w:p>
+      <w:pPr>
+        <w:spacing w:after="60"/>
+        <w:ind w:firstLine="709"/>
+        <w:jc w:val="both"/>
+        <w:rPr>
+          <w:rFonts w:ascii="Times New Roman" w:hAnsi="Times New Roman"/>
+          <w:lang w:val="ru-RU"/>
+        </w:rPr>
+      </w:pPr>
+    </w:p>
+    <w:p>
+      <w:pPr>
+        <w:spacing w:after="60"/>
+        <w:ind w:firstLine="709"/>
+        <w:jc w:val="both"/>
+        <w:rPr>
+          <w:rFonts w:ascii="Times New Roman" w:hAnsi="Times New Roman"/>
+          <w:lang w:val="ru-RU"/>
+        </w:rPr>
+      </w:pPr>
+    </w:p>
+    <w:p>
+      <w:pPr>
+        <w:spacing w:after="60"/>
+        <w:ind w:firstLine="709"/>
+        <w:jc w:val="both"/>
+        <w:rPr>
+          <w:rFonts w:ascii="Times New Roman" w:hAnsi="Times New Roman"/>
+          <w:lang w:val="ru-RU"/>
+        </w:rPr>
+      </w:pPr>
+    </w:p>
+    <w:p>
+      <w:pPr>
+        <w:spacing w:after="60"/>
+        <w:ind w:firstLine="709"/>
+        <w:jc w:val="both"/>
+        <w:rPr>
+          <w:rFonts w:ascii="Times New Roman" w:hAnsi="Times New Roman"/>
+          <w:lang w:val="ru-RU"/>
+        </w:rPr>
+      </w:pPr>
+    </w:p>
+    <w:p>
+      <w:pPr>
+        <w:spacing w:after="60"/>
+        <w:ind w:firstLine="709"/>
+        <w:jc w:val="both"/>
+        <w:rPr>
+          <w:rFonts w:ascii="Times New Roman" w:hAnsi="Times New Roman"/>
+          <w:lang w:val="ru-RU"/>
+        </w:rPr>
+      </w:pPr>
+    </w:p>
+    <w:p>
+      <w:pPr>
+        <w:spacing w:after="60"/>
+        <w:ind w:firstLine="709"/>
+        <w:jc w:val="both"/>
+        <w:rPr>
+          <w:rFonts w:ascii="Times New Roman" w:hAnsi="Times New Roman"/>
+          <w:lang w:val="ru-RU"/>
+        </w:rPr>
+      </w:pPr>
+    </w:p>
+    <w:p>
+      <w:pPr>
+        <w:spacing w:after="60"/>
+        <w:ind w:firstLine="709"/>
+        <w:jc w:val="both"/>
+        <w:rPr>
+          <w:rFonts w:ascii="Times New Roman" w:hAnsi="Times New Roman"/>
+          <w:lang w:val="ru-RU"/>
+        </w:rPr>
+      </w:pPr>
+    </w:p>
+    <w:p>
+      <w:pPr>
+        <w:spacing w:after="60"/>
+        <w:ind w:firstLine="709"/>
+        <w:jc w:val="both"/>
+        <w:rPr>
+          <w:rFonts w:ascii="Times New Roman" w:hAnsi="Times New Roman"/>
+          <w:lang w:val="ru-RU"/>
+        </w:rPr>
+      </w:pPr>
+    </w:p>
+    <w:p>
+      <w:pPr>
+        <w:spacing w:after="60"/>
+        <w:ind w:firstLine="709"/>
+        <w:jc w:val="both"/>
+        <w:rPr>
+          <w:rFonts w:ascii="Times New Roman" w:hAnsi="Times New Roman"/>
+          <w:lang w:val="ru-RU"/>
+        </w:rPr>
+      </w:pPr>
+    </w:p>
+    <w:p>
+      <w:pPr>
+        <w:spacing w:after="60"/>
+        <w:ind w:firstLine="709"/>
+        <w:jc w:val="both"/>
+        <w:rPr>
+          <w:rFonts w:ascii="Times New Roman" w:hAnsi="Times New Roman"/>
+          <w:lang w:val="ru-RU"/>
+        </w:rPr>
+      </w:pPr>
+    </w:p>
+    <w:p>
+      <w:pPr>
+        <w:spacing w:after="60"/>
+        <w:ind w:firstLine="709"/>
+        <w:jc w:val="both"/>
+        <w:rPr>
+          <w:rFonts w:ascii="Times New Roman" w:hAnsi="Times New Roman"/>
+          <w:lang w:val="ru-RU"/>
+        </w:rPr>
+      </w:pPr>
+    </w:p>
+    <w:p>
+      <w:pPr>
+        <w:spacing w:after="60"/>
+        <w:ind w:firstLine="709"/>
+        <w:jc w:val="both"/>
+        <w:rPr>
+          <w:lang w:val="ru-RU"/>
+        </w:rPr>
+      </w:pPr>
+    </w:p>
+    <w:p>
+      <w:pPr>
         <w:spacing w:before="120" w:after="60"/>
         <w:rPr>
           <w:lang w:val="ru-RU"/>
@@ -709,6 +952,7 @@
           <w:b/>
           <w:lang w:val="ru-RU"/>
         </w:rPr>
+        <w:lastRenderedPageBreak/>
         <w:t>Таблица 1 – Матрица смежности и цен исходного графа (Вариант 3)</w:t>
       </w:r>
     </w:p>
@@ -4833,7 +5077,6 @@
                 <w:b/>
                 <w:sz w:val="16"/>
               </w:rPr>
-              <w:lastRenderedPageBreak/>
               <w:t>12</w:t>
             </w:r>
           </w:p>
@@ -20046,6 +20289,7 @@
     </w:tbl>
     <w:p>
       <w:r>
+        <w:lastRenderedPageBreak/>
         <w:br w:type="page"/>
       </w:r>
     </w:p>
@@ -20459,6 +20703,9 @@
       <w:pPr>
         <w:spacing w:before="40" w:after="160"/>
         <w:jc w:val="center"/>
+        <w:rPr>
+          <w:lang w:val="ru-RU"/>
+        </w:rPr>
       </w:pPr>
       <w:r>
         <w:rPr>

--- a/УБС/ЛР1/Отчет_ЛР1_УБС_Грудинин_Турханов.docx
+++ b/УБС/ЛР1/Отчет_ЛР1_УБС_Грудинин_Турханов.docx
@@ -7027,7 +7027,7 @@
         </w:rPr>
         <w:drawing>
           <wp:inline distT="0" distB="0" distL="0" distR="0" wp14:anchorId="695F311B" wp14:editId="03EBB859">
-            <wp:extent cx="5040000" cy="4581176"/>
+            <wp:extent cx="5040000" cy="4462024"/>
             <wp:effectExtent l="0" t="0" r="0" b="0"/>
             <wp:docPr id="1" name="Picture 1"/>
             <wp:cNvGraphicFramePr>
@@ -7049,7 +7049,7 @@
                   <pic:spPr>
                     <a:xfrm>
                       <a:off x="0" y="0"/>
-                      <a:ext cx="5040000" cy="4581176"/>
+                      <a:ext cx="5040000" cy="4462024"/>
                     </a:xfrm>
                     <a:prstGeom prst="rect">
                       <a:avLst/>

--- a/УБС/ЛР1/Отчет_ЛР1_УБС_Грудинин_Турханов.docx
+++ b/УБС/ЛР1/Отчет_ЛР1_УБС_Грудинин_Турханов.docx
@@ -50,6 +50,8 @@
         <w:spacing w:before="120" w:after="900"/>
         <w:jc w:val="center"/>
         <w:rPr>
+          <w:rFonts w:ascii="Times New Roman" w:hAnsi="Times New Roman"/>
+          <w:b/>
           <w:lang w:val="ru-RU"/>
         </w:rPr>
       </w:pPr>
@@ -67,7 +69,7 @@
           <w:b/>
           <w:lang w:val="ru-RU"/>
         </w:rPr>
-        <w:t>информатики</w:t>
+        <w:t>и</w:t>
       </w:r>
       <w:r>
         <w:rPr>
@@ -75,7 +77,23 @@
           <w:b/>
           <w:lang w:val="ru-RU"/>
         </w:rPr>
-        <w:t xml:space="preserve"> и вычислительной техники (</w:t>
+        <w:t>нформационных и вычислительных технологи</w:t>
+      </w:r>
+      <w:r>
+        <w:rPr>
+          <w:rFonts w:ascii="Times New Roman" w:hAnsi="Times New Roman"/>
+          <w:b/>
+          <w:lang w:val="ru-RU"/>
+        </w:rPr>
+        <w:t xml:space="preserve">й </w:t>
+      </w:r>
+      <w:r>
+        <w:rPr>
+          <w:rFonts w:ascii="Times New Roman" w:hAnsi="Times New Roman"/>
+          <w:b/>
+          <w:lang w:val="ru-RU"/>
+        </w:rPr>
+        <w:t>(</w:t>
       </w:r>
       <w:r>
         <w:rPr>
@@ -7731,41 +7749,13 @@
         </w:rPr>
         <w:t>G</w:t>
       </w:r>
-      <w:proofErr w:type="gramStart"/>
       <w:r>
         <w:rPr>
           <w:rFonts w:ascii="Times New Roman" w:hAnsi="Times New Roman"/>
           <w:sz w:val="24"/>
           <w:lang w:val="ru-RU"/>
         </w:rPr>
-        <w:t>^{</w:t>
-      </w:r>
-      <w:proofErr w:type="gramEnd"/>
-      <w:r>
-        <w:rPr>
-          <w:rFonts w:ascii="Times New Roman" w:hAnsi="Times New Roman"/>
-          <w:sz w:val="24"/>
-          <w:lang w:val="ru-RU"/>
-        </w:rPr>
-        <w:t>-</w:t>
-      </w:r>
-      <w:proofErr w:type="gramStart"/>
-      <w:r>
-        <w:rPr>
-          <w:rFonts w:ascii="Times New Roman" w:hAnsi="Times New Roman"/>
-          <w:sz w:val="24"/>
-          <w:lang w:val="ru-RU"/>
-        </w:rPr>
-        <w:t>1}(</w:t>
-      </w:r>
-      <w:proofErr w:type="gramEnd"/>
-      <w:r>
-        <w:rPr>
-          <w:rFonts w:ascii="Times New Roman" w:hAnsi="Times New Roman"/>
-          <w:sz w:val="24"/>
-          <w:lang w:val="ru-RU"/>
-        </w:rPr>
-        <w:t>3) = ∅ (исходный документ / входной полюс));</w:t>
+        <w:t>^{-1}(3) = ∅ (исходный документ / входной полюс));</w:t>
       </w:r>
     </w:p>
     <w:p>
@@ -9735,7 +9725,6 @@
               <w:jc w:val="center"/>
             </w:pPr>
             <w:proofErr w:type="spellStart"/>
-            <w:proofErr w:type="gramStart"/>
             <w:r>
               <w:rPr>
                 <w:rFonts w:ascii="Times New Roman" w:hAnsi="Times New Roman"/>
@@ -9754,7 +9743,6 @@
               <w:t>.(</w:t>
             </w:r>
             <w:proofErr w:type="spellStart"/>
-            <w:proofErr w:type="gramEnd"/>
             <w:r>
               <w:rPr>
                 <w:rFonts w:ascii="Times New Roman" w:hAnsi="Times New Roman"/>
@@ -16688,7 +16676,6 @@
         </w:rPr>
         <w:t xml:space="preserve">• Вершина #1 (исх. 3): источник, </w:t>
       </w:r>
-      <w:proofErr w:type="gramStart"/>
       <w:r>
         <w:rPr>
           <w:rFonts w:ascii="Times New Roman" w:hAnsi="Times New Roman"/>
@@ -16702,16 +16689,7 @@
           <w:sz w:val="24"/>
           <w:lang w:val="ru-RU"/>
         </w:rPr>
-        <w:t>(</w:t>
-      </w:r>
-      <w:proofErr w:type="gramEnd"/>
-      <w:r>
-        <w:rPr>
-          <w:rFonts w:ascii="Times New Roman" w:hAnsi="Times New Roman"/>
-          <w:sz w:val="24"/>
-          <w:lang w:val="ru-RU"/>
-        </w:rPr>
-        <w:t>3) = 0;</w:t>
+        <w:t>(3) = 0;</w:t>
       </w:r>
     </w:p>
     <w:p>
@@ -16758,40 +16736,22 @@
           <w:sz w:val="24"/>
           <w:lang w:val="ru-RU"/>
         </w:rPr>
-        <w:t>(3,</w:t>
-      </w:r>
-      <w:proofErr w:type="gramStart"/>
+        <w:t>(3,5)+</w:t>
+      </w:r>
       <w:r>
         <w:rPr>
           <w:rFonts w:ascii="Times New Roman" w:hAnsi="Times New Roman"/>
           <w:sz w:val="24"/>
-          <w:lang w:val="ru-RU"/>
-        </w:rPr>
-        <w:t>5)+</w:t>
+        </w:rPr>
+        <w:t>F</w:t>
       </w:r>
       <w:r>
         <w:rPr>
           <w:rFonts w:ascii="Times New Roman" w:hAnsi="Times New Roman"/>
           <w:sz w:val="24"/>
-        </w:rPr>
-        <w:t>F</w:t>
-      </w:r>
-      <w:r>
-        <w:rPr>
-          <w:rFonts w:ascii="Times New Roman" w:hAnsi="Times New Roman"/>
-          <w:sz w:val="24"/>
-          <w:lang w:val="ru-RU"/>
-        </w:rPr>
-        <w:t>(3)=</w:t>
-      </w:r>
-      <w:proofErr w:type="gramEnd"/>
-      <w:r>
-        <w:rPr>
-          <w:rFonts w:ascii="Times New Roman" w:hAnsi="Times New Roman"/>
-          <w:sz w:val="24"/>
-          <w:lang w:val="ru-RU"/>
-        </w:rPr>
-        <w:t>4+0=4) = 4;</w:t>
+          <w:lang w:val="ru-RU"/>
+        </w:rPr>
+        <w:t>(3)=4+0=4) = 4;</w:t>
       </w:r>
     </w:p>
     <w:p>
@@ -16838,40 +16798,22 @@
           <w:sz w:val="24"/>
           <w:lang w:val="ru-RU"/>
         </w:rPr>
-        <w:t>(3,</w:t>
-      </w:r>
-      <w:proofErr w:type="gramStart"/>
+        <w:t>(3,7)+</w:t>
+      </w:r>
       <w:r>
         <w:rPr>
           <w:rFonts w:ascii="Times New Roman" w:hAnsi="Times New Roman"/>
           <w:sz w:val="24"/>
-          <w:lang w:val="ru-RU"/>
-        </w:rPr>
-        <w:t>7)+</w:t>
+        </w:rPr>
+        <w:t>F</w:t>
       </w:r>
       <w:r>
         <w:rPr>
           <w:rFonts w:ascii="Times New Roman" w:hAnsi="Times New Roman"/>
           <w:sz w:val="24"/>
-        </w:rPr>
-        <w:t>F</w:t>
-      </w:r>
-      <w:r>
-        <w:rPr>
-          <w:rFonts w:ascii="Times New Roman" w:hAnsi="Times New Roman"/>
-          <w:sz w:val="24"/>
-          <w:lang w:val="ru-RU"/>
-        </w:rPr>
-        <w:t>(3)=</w:t>
-      </w:r>
-      <w:proofErr w:type="gramEnd"/>
-      <w:r>
-        <w:rPr>
-          <w:rFonts w:ascii="Times New Roman" w:hAnsi="Times New Roman"/>
-          <w:sz w:val="24"/>
-          <w:lang w:val="ru-RU"/>
-        </w:rPr>
-        <w:t>5+0=5) = 5;</w:t>
+          <w:lang w:val="ru-RU"/>
+        </w:rPr>
+        <w:t>(3)=5+0=5) = 5;</w:t>
       </w:r>
     </w:p>
     <w:p>
@@ -16918,40 +16860,22 @@
           <w:sz w:val="24"/>
           <w:lang w:val="ru-RU"/>
         </w:rPr>
-        <w:t>(3,</w:t>
-      </w:r>
-      <w:proofErr w:type="gramStart"/>
+        <w:t>(3,11)+</w:t>
+      </w:r>
       <w:r>
         <w:rPr>
           <w:rFonts w:ascii="Times New Roman" w:hAnsi="Times New Roman"/>
           <w:sz w:val="24"/>
-          <w:lang w:val="ru-RU"/>
-        </w:rPr>
-        <w:t>11)+</w:t>
+        </w:rPr>
+        <w:t>F</w:t>
       </w:r>
       <w:r>
         <w:rPr>
           <w:rFonts w:ascii="Times New Roman" w:hAnsi="Times New Roman"/>
           <w:sz w:val="24"/>
-        </w:rPr>
-        <w:t>F</w:t>
-      </w:r>
-      <w:r>
-        <w:rPr>
-          <w:rFonts w:ascii="Times New Roman" w:hAnsi="Times New Roman"/>
-          <w:sz w:val="24"/>
-          <w:lang w:val="ru-RU"/>
-        </w:rPr>
-        <w:t>(3)=</w:t>
-      </w:r>
-      <w:proofErr w:type="gramEnd"/>
-      <w:r>
-        <w:rPr>
-          <w:rFonts w:ascii="Times New Roman" w:hAnsi="Times New Roman"/>
-          <w:sz w:val="24"/>
-          <w:lang w:val="ru-RU"/>
-        </w:rPr>
-        <w:t>3+0=3) = 3;</w:t>
+          <w:lang w:val="ru-RU"/>
+        </w:rPr>
+        <w:t>(3)=3+0=3) = 3;</w:t>
       </w:r>
     </w:p>
     <w:p>
@@ -16998,21 +16922,42 @@
           <w:sz w:val="24"/>
           <w:lang w:val="ru-RU"/>
         </w:rPr>
-        <w:t>(7,</w:t>
-      </w:r>
-      <w:proofErr w:type="gramStart"/>
+        <w:t>(7,1)+</w:t>
+      </w:r>
       <w:r>
         <w:rPr>
           <w:rFonts w:ascii="Times New Roman" w:hAnsi="Times New Roman"/>
           <w:sz w:val="24"/>
-          <w:lang w:val="ru-RU"/>
-        </w:rPr>
-        <w:t>1)+</w:t>
+        </w:rPr>
+        <w:t>F</w:t>
       </w:r>
       <w:r>
         <w:rPr>
           <w:rFonts w:ascii="Times New Roman" w:hAnsi="Times New Roman"/>
           <w:sz w:val="24"/>
+          <w:lang w:val="ru-RU"/>
+        </w:rPr>
+        <w:t xml:space="preserve">(7)=2+5=7, </w:t>
+      </w:r>
+      <w:r>
+        <w:rPr>
+          <w:rFonts w:ascii="Times New Roman" w:hAnsi="Times New Roman"/>
+          <w:sz w:val="24"/>
+        </w:rPr>
+        <w:t>q</w:t>
+      </w:r>
+      <w:r>
+        <w:rPr>
+          <w:rFonts w:ascii="Times New Roman" w:hAnsi="Times New Roman"/>
+          <w:sz w:val="24"/>
+          <w:lang w:val="ru-RU"/>
+        </w:rPr>
+        <w:t>(11,1)+</w:t>
+      </w:r>
+      <w:r>
+        <w:rPr>
+          <w:rFonts w:ascii="Times New Roman" w:hAnsi="Times New Roman"/>
+          <w:sz w:val="24"/>
         </w:rPr>
         <w:t>F</w:t>
       </w:r>
@@ -17022,64 +16967,7 @@
           <w:sz w:val="24"/>
           <w:lang w:val="ru-RU"/>
         </w:rPr>
-        <w:t>(7)=</w:t>
-      </w:r>
-      <w:proofErr w:type="gramEnd"/>
-      <w:r>
-        <w:rPr>
-          <w:rFonts w:ascii="Times New Roman" w:hAnsi="Times New Roman"/>
-          <w:sz w:val="24"/>
-          <w:lang w:val="ru-RU"/>
-        </w:rPr>
-        <w:t xml:space="preserve">2+5=7, </w:t>
-      </w:r>
-      <w:r>
-        <w:rPr>
-          <w:rFonts w:ascii="Times New Roman" w:hAnsi="Times New Roman"/>
-          <w:sz w:val="24"/>
-        </w:rPr>
-        <w:t>q</w:t>
-      </w:r>
-      <w:r>
-        <w:rPr>
-          <w:rFonts w:ascii="Times New Roman" w:hAnsi="Times New Roman"/>
-          <w:sz w:val="24"/>
-          <w:lang w:val="ru-RU"/>
-        </w:rPr>
-        <w:t>(11,</w:t>
-      </w:r>
-      <w:proofErr w:type="gramStart"/>
-      <w:r>
-        <w:rPr>
-          <w:rFonts w:ascii="Times New Roman" w:hAnsi="Times New Roman"/>
-          <w:sz w:val="24"/>
-          <w:lang w:val="ru-RU"/>
-        </w:rPr>
-        <w:t>1)+</w:t>
-      </w:r>
-      <w:r>
-        <w:rPr>
-          <w:rFonts w:ascii="Times New Roman" w:hAnsi="Times New Roman"/>
-          <w:sz w:val="24"/>
-        </w:rPr>
-        <w:t>F</w:t>
-      </w:r>
-      <w:r>
-        <w:rPr>
-          <w:rFonts w:ascii="Times New Roman" w:hAnsi="Times New Roman"/>
-          <w:sz w:val="24"/>
-          <w:lang w:val="ru-RU"/>
-        </w:rPr>
-        <w:t>(11)=</w:t>
-      </w:r>
-      <w:proofErr w:type="gramEnd"/>
-      <w:r>
-        <w:rPr>
-          <w:rFonts w:ascii="Times New Roman" w:hAnsi="Times New Roman"/>
-          <w:sz w:val="24"/>
-          <w:lang w:val="ru-RU"/>
-        </w:rPr>
-        <w:t>3+3=6) = 6;</w:t>
+        <w:t>(11)=3+3=6) = 6;</w:t>
       </w:r>
     </w:p>
     <w:p>
@@ -17126,40 +17014,22 @@
           <w:sz w:val="24"/>
           <w:lang w:val="ru-RU"/>
         </w:rPr>
-        <w:t>(11,</w:t>
-      </w:r>
-      <w:proofErr w:type="gramStart"/>
+        <w:t>(11,2)+</w:t>
+      </w:r>
       <w:r>
         <w:rPr>
           <w:rFonts w:ascii="Times New Roman" w:hAnsi="Times New Roman"/>
           <w:sz w:val="24"/>
-          <w:lang w:val="ru-RU"/>
-        </w:rPr>
-        <w:t>2)+</w:t>
+        </w:rPr>
+        <w:t>F</w:t>
       </w:r>
       <w:r>
         <w:rPr>
           <w:rFonts w:ascii="Times New Roman" w:hAnsi="Times New Roman"/>
           <w:sz w:val="24"/>
-        </w:rPr>
-        <w:t>F</w:t>
-      </w:r>
-      <w:r>
-        <w:rPr>
-          <w:rFonts w:ascii="Times New Roman" w:hAnsi="Times New Roman"/>
-          <w:sz w:val="24"/>
-          <w:lang w:val="ru-RU"/>
-        </w:rPr>
-        <w:t>(11)=</w:t>
-      </w:r>
-      <w:proofErr w:type="gramEnd"/>
-      <w:r>
-        <w:rPr>
-          <w:rFonts w:ascii="Times New Roman" w:hAnsi="Times New Roman"/>
-          <w:sz w:val="24"/>
-          <w:lang w:val="ru-RU"/>
-        </w:rPr>
-        <w:t>4+3=7) = 7;</w:t>
+          <w:lang w:val="ru-RU"/>
+        </w:rPr>
+        <w:t>(11)=4+3=7) = 7;</w:t>
       </w:r>
     </w:p>
     <w:p>
@@ -17206,21 +17076,42 @@
           <w:sz w:val="24"/>
           <w:lang w:val="ru-RU"/>
         </w:rPr>
-        <w:t>(5,</w:t>
-      </w:r>
-      <w:proofErr w:type="gramStart"/>
+        <w:t>(5,4)+</w:t>
+      </w:r>
       <w:r>
         <w:rPr>
           <w:rFonts w:ascii="Times New Roman" w:hAnsi="Times New Roman"/>
           <w:sz w:val="24"/>
-          <w:lang w:val="ru-RU"/>
-        </w:rPr>
-        <w:t>4)+</w:t>
+        </w:rPr>
+        <w:t>F</w:t>
       </w:r>
       <w:r>
         <w:rPr>
           <w:rFonts w:ascii="Times New Roman" w:hAnsi="Times New Roman"/>
           <w:sz w:val="24"/>
+          <w:lang w:val="ru-RU"/>
+        </w:rPr>
+        <w:t xml:space="preserve">(5)=3+4=7, </w:t>
+      </w:r>
+      <w:r>
+        <w:rPr>
+          <w:rFonts w:ascii="Times New Roman" w:hAnsi="Times New Roman"/>
+          <w:sz w:val="24"/>
+        </w:rPr>
+        <w:t>q</w:t>
+      </w:r>
+      <w:r>
+        <w:rPr>
+          <w:rFonts w:ascii="Times New Roman" w:hAnsi="Times New Roman"/>
+          <w:sz w:val="24"/>
+          <w:lang w:val="ru-RU"/>
+        </w:rPr>
+        <w:t>(7,4)+</w:t>
+      </w:r>
+      <w:r>
+        <w:rPr>
+          <w:rFonts w:ascii="Times New Roman" w:hAnsi="Times New Roman"/>
+          <w:sz w:val="24"/>
         </w:rPr>
         <w:t>F</w:t>
       </w:r>
@@ -17230,112 +17121,37 @@
           <w:sz w:val="24"/>
           <w:lang w:val="ru-RU"/>
         </w:rPr>
-        <w:t>(5)=</w:t>
-      </w:r>
-      <w:proofErr w:type="gramEnd"/>
+        <w:t xml:space="preserve">(7)=2+5=7, </w:t>
+      </w:r>
       <w:r>
         <w:rPr>
           <w:rFonts w:ascii="Times New Roman" w:hAnsi="Times New Roman"/>
           <w:sz w:val="24"/>
-          <w:lang w:val="ru-RU"/>
-        </w:rPr>
-        <w:t xml:space="preserve">3+4=7, </w:t>
+        </w:rPr>
+        <w:t>q</w:t>
       </w:r>
       <w:r>
         <w:rPr>
           <w:rFonts w:ascii="Times New Roman" w:hAnsi="Times New Roman"/>
           <w:sz w:val="24"/>
-        </w:rPr>
-        <w:t>q</w:t>
+          <w:lang w:val="ru-RU"/>
+        </w:rPr>
+        <w:t>(11,4)+</w:t>
       </w:r>
       <w:r>
         <w:rPr>
           <w:rFonts w:ascii="Times New Roman" w:hAnsi="Times New Roman"/>
           <w:sz w:val="24"/>
-          <w:lang w:val="ru-RU"/>
-        </w:rPr>
-        <w:t>(7,</w:t>
-      </w:r>
-      <w:proofErr w:type="gramStart"/>
+        </w:rPr>
+        <w:t>F</w:t>
+      </w:r>
       <w:r>
         <w:rPr>
           <w:rFonts w:ascii="Times New Roman" w:hAnsi="Times New Roman"/>
           <w:sz w:val="24"/>
           <w:lang w:val="ru-RU"/>
         </w:rPr>
-        <w:t>4)+</w:t>
-      </w:r>
-      <w:r>
-        <w:rPr>
-          <w:rFonts w:ascii="Times New Roman" w:hAnsi="Times New Roman"/>
-          <w:sz w:val="24"/>
-        </w:rPr>
-        <w:t>F</w:t>
-      </w:r>
-      <w:r>
-        <w:rPr>
-          <w:rFonts w:ascii="Times New Roman" w:hAnsi="Times New Roman"/>
-          <w:sz w:val="24"/>
-          <w:lang w:val="ru-RU"/>
-        </w:rPr>
-        <w:t>(7)=</w:t>
-      </w:r>
-      <w:proofErr w:type="gramEnd"/>
-      <w:r>
-        <w:rPr>
-          <w:rFonts w:ascii="Times New Roman" w:hAnsi="Times New Roman"/>
-          <w:sz w:val="24"/>
-          <w:lang w:val="ru-RU"/>
-        </w:rPr>
-        <w:t xml:space="preserve">2+5=7, </w:t>
-      </w:r>
-      <w:r>
-        <w:rPr>
-          <w:rFonts w:ascii="Times New Roman" w:hAnsi="Times New Roman"/>
-          <w:sz w:val="24"/>
-        </w:rPr>
-        <w:t>q</w:t>
-      </w:r>
-      <w:r>
-        <w:rPr>
-          <w:rFonts w:ascii="Times New Roman" w:hAnsi="Times New Roman"/>
-          <w:sz w:val="24"/>
-          <w:lang w:val="ru-RU"/>
-        </w:rPr>
-        <w:t>(11,</w:t>
-      </w:r>
-      <w:proofErr w:type="gramStart"/>
-      <w:r>
-        <w:rPr>
-          <w:rFonts w:ascii="Times New Roman" w:hAnsi="Times New Roman"/>
-          <w:sz w:val="24"/>
-          <w:lang w:val="ru-RU"/>
-        </w:rPr>
-        <w:t>4)+</w:t>
-      </w:r>
-      <w:r>
-        <w:rPr>
-          <w:rFonts w:ascii="Times New Roman" w:hAnsi="Times New Roman"/>
-          <w:sz w:val="24"/>
-        </w:rPr>
-        <w:t>F</w:t>
-      </w:r>
-      <w:r>
-        <w:rPr>
-          <w:rFonts w:ascii="Times New Roman" w:hAnsi="Times New Roman"/>
-          <w:sz w:val="24"/>
-          <w:lang w:val="ru-RU"/>
-        </w:rPr>
-        <w:t>(11)=</w:t>
-      </w:r>
-      <w:proofErr w:type="gramEnd"/>
-      <w:r>
-        <w:rPr>
-          <w:rFonts w:ascii="Times New Roman" w:hAnsi="Times New Roman"/>
-          <w:sz w:val="24"/>
-          <w:lang w:val="ru-RU"/>
-        </w:rPr>
-        <w:t>5+3=8) = 7;</w:t>
+        <w:t>(11)=5+3=8) = 7;</w:t>
       </w:r>
     </w:p>
     <w:p>
@@ -17382,40 +17198,22 @@
           <w:sz w:val="24"/>
           <w:lang w:val="ru-RU"/>
         </w:rPr>
-        <w:t>(5,</w:t>
-      </w:r>
-      <w:proofErr w:type="gramStart"/>
+        <w:t>(5,6)+</w:t>
+      </w:r>
       <w:r>
         <w:rPr>
           <w:rFonts w:ascii="Times New Roman" w:hAnsi="Times New Roman"/>
           <w:sz w:val="24"/>
-          <w:lang w:val="ru-RU"/>
-        </w:rPr>
-        <w:t>6)+</w:t>
+        </w:rPr>
+        <w:t>F</w:t>
       </w:r>
       <w:r>
         <w:rPr>
           <w:rFonts w:ascii="Times New Roman" w:hAnsi="Times New Roman"/>
           <w:sz w:val="24"/>
-        </w:rPr>
-        <w:t>F</w:t>
-      </w:r>
-      <w:r>
-        <w:rPr>
-          <w:rFonts w:ascii="Times New Roman" w:hAnsi="Times New Roman"/>
-          <w:sz w:val="24"/>
-          <w:lang w:val="ru-RU"/>
-        </w:rPr>
-        <w:t>(5)=</w:t>
-      </w:r>
-      <w:proofErr w:type="gramEnd"/>
-      <w:r>
-        <w:rPr>
-          <w:rFonts w:ascii="Times New Roman" w:hAnsi="Times New Roman"/>
-          <w:sz w:val="24"/>
-          <w:lang w:val="ru-RU"/>
-        </w:rPr>
-        <w:t>4+4=8) = 8;</w:t>
+          <w:lang w:val="ru-RU"/>
+        </w:rPr>
+        <w:t>(5)=4+4=8) = 8;</w:t>
       </w:r>
     </w:p>
     <w:p>
@@ -17462,21 +17260,42 @@
           <w:sz w:val="24"/>
           <w:lang w:val="ru-RU"/>
         </w:rPr>
-        <w:t>(1,</w:t>
-      </w:r>
-      <w:proofErr w:type="gramStart"/>
+        <w:t>(1,9)+</w:t>
+      </w:r>
       <w:r>
         <w:rPr>
           <w:rFonts w:ascii="Times New Roman" w:hAnsi="Times New Roman"/>
           <w:sz w:val="24"/>
-          <w:lang w:val="ru-RU"/>
-        </w:rPr>
-        <w:t>9)+</w:t>
+        </w:rPr>
+        <w:t>F</w:t>
       </w:r>
       <w:r>
         <w:rPr>
           <w:rFonts w:ascii="Times New Roman" w:hAnsi="Times New Roman"/>
           <w:sz w:val="24"/>
+          <w:lang w:val="ru-RU"/>
+        </w:rPr>
+        <w:t xml:space="preserve">(1)=2+6=8, </w:t>
+      </w:r>
+      <w:r>
+        <w:rPr>
+          <w:rFonts w:ascii="Times New Roman" w:hAnsi="Times New Roman"/>
+          <w:sz w:val="24"/>
+        </w:rPr>
+        <w:t>q</w:t>
+      </w:r>
+      <w:r>
+        <w:rPr>
+          <w:rFonts w:ascii="Times New Roman" w:hAnsi="Times New Roman"/>
+          <w:sz w:val="24"/>
+          <w:lang w:val="ru-RU"/>
+        </w:rPr>
+        <w:t>(4,9)+</w:t>
+      </w:r>
+      <w:r>
+        <w:rPr>
+          <w:rFonts w:ascii="Times New Roman" w:hAnsi="Times New Roman"/>
+          <w:sz w:val="24"/>
         </w:rPr>
         <w:t>F</w:t>
       </w:r>
@@ -17486,64 +17305,7 @@
           <w:sz w:val="24"/>
           <w:lang w:val="ru-RU"/>
         </w:rPr>
-        <w:t>(1)=</w:t>
-      </w:r>
-      <w:proofErr w:type="gramEnd"/>
-      <w:r>
-        <w:rPr>
-          <w:rFonts w:ascii="Times New Roman" w:hAnsi="Times New Roman"/>
-          <w:sz w:val="24"/>
-          <w:lang w:val="ru-RU"/>
-        </w:rPr>
-        <w:t xml:space="preserve">2+6=8, </w:t>
-      </w:r>
-      <w:r>
-        <w:rPr>
-          <w:rFonts w:ascii="Times New Roman" w:hAnsi="Times New Roman"/>
-          <w:sz w:val="24"/>
-        </w:rPr>
-        <w:t>q</w:t>
-      </w:r>
-      <w:r>
-        <w:rPr>
-          <w:rFonts w:ascii="Times New Roman" w:hAnsi="Times New Roman"/>
-          <w:sz w:val="24"/>
-          <w:lang w:val="ru-RU"/>
-        </w:rPr>
-        <w:t>(4,</w:t>
-      </w:r>
-      <w:proofErr w:type="gramStart"/>
-      <w:r>
-        <w:rPr>
-          <w:rFonts w:ascii="Times New Roman" w:hAnsi="Times New Roman"/>
-          <w:sz w:val="24"/>
-          <w:lang w:val="ru-RU"/>
-        </w:rPr>
-        <w:t>9)+</w:t>
-      </w:r>
-      <w:r>
-        <w:rPr>
-          <w:rFonts w:ascii="Times New Roman" w:hAnsi="Times New Roman"/>
-          <w:sz w:val="24"/>
-        </w:rPr>
-        <w:t>F</w:t>
-      </w:r>
-      <w:r>
-        <w:rPr>
-          <w:rFonts w:ascii="Times New Roman" w:hAnsi="Times New Roman"/>
-          <w:sz w:val="24"/>
-          <w:lang w:val="ru-RU"/>
-        </w:rPr>
-        <w:t>(4)=</w:t>
-      </w:r>
-      <w:proofErr w:type="gramEnd"/>
-      <w:r>
-        <w:rPr>
-          <w:rFonts w:ascii="Times New Roman" w:hAnsi="Times New Roman"/>
-          <w:sz w:val="24"/>
-          <w:lang w:val="ru-RU"/>
-        </w:rPr>
-        <w:t>2+7=9) = 8;</w:t>
+        <w:t>(4)=2+7=9) = 8;</w:t>
       </w:r>
     </w:p>
     <w:p>
@@ -17590,40 +17352,22 @@
           <w:sz w:val="24"/>
           <w:lang w:val="ru-RU"/>
         </w:rPr>
-        <w:t>(6,</w:t>
-      </w:r>
-      <w:proofErr w:type="gramStart"/>
+        <w:t>(6,12)+</w:t>
+      </w:r>
       <w:r>
         <w:rPr>
           <w:rFonts w:ascii="Times New Roman" w:hAnsi="Times New Roman"/>
           <w:sz w:val="24"/>
-          <w:lang w:val="ru-RU"/>
-        </w:rPr>
-        <w:t>12)+</w:t>
+        </w:rPr>
+        <w:t>F</w:t>
       </w:r>
       <w:r>
         <w:rPr>
           <w:rFonts w:ascii="Times New Roman" w:hAnsi="Times New Roman"/>
           <w:sz w:val="24"/>
-        </w:rPr>
-        <w:t>F</w:t>
-      </w:r>
-      <w:r>
-        <w:rPr>
-          <w:rFonts w:ascii="Times New Roman" w:hAnsi="Times New Roman"/>
-          <w:sz w:val="24"/>
-          <w:lang w:val="ru-RU"/>
-        </w:rPr>
-        <w:t>(6)=</w:t>
-      </w:r>
-      <w:proofErr w:type="gramEnd"/>
-      <w:r>
-        <w:rPr>
-          <w:rFonts w:ascii="Times New Roman" w:hAnsi="Times New Roman"/>
-          <w:sz w:val="24"/>
-          <w:lang w:val="ru-RU"/>
-        </w:rPr>
-        <w:t>3+8=11) = 11;</w:t>
+          <w:lang w:val="ru-RU"/>
+        </w:rPr>
+        <w:t>(6)=3+8=11) = 11;</w:t>
       </w:r>
     </w:p>
     <w:p>
@@ -17670,21 +17414,42 @@
           <w:sz w:val="24"/>
           <w:lang w:val="ru-RU"/>
         </w:rPr>
-        <w:t>(2,</w:t>
-      </w:r>
-      <w:proofErr w:type="gramStart"/>
+        <w:t>(2,17)+</w:t>
+      </w:r>
       <w:r>
         <w:rPr>
           <w:rFonts w:ascii="Times New Roman" w:hAnsi="Times New Roman"/>
           <w:sz w:val="24"/>
-          <w:lang w:val="ru-RU"/>
-        </w:rPr>
-        <w:t>17)+</w:t>
+        </w:rPr>
+        <w:t>F</w:t>
       </w:r>
       <w:r>
         <w:rPr>
           <w:rFonts w:ascii="Times New Roman" w:hAnsi="Times New Roman"/>
           <w:sz w:val="24"/>
+          <w:lang w:val="ru-RU"/>
+        </w:rPr>
+        <w:t xml:space="preserve">(2)=2+7=9, </w:t>
+      </w:r>
+      <w:r>
+        <w:rPr>
+          <w:rFonts w:ascii="Times New Roman" w:hAnsi="Times New Roman"/>
+          <w:sz w:val="24"/>
+        </w:rPr>
+        <w:t>q</w:t>
+      </w:r>
+      <w:r>
+        <w:rPr>
+          <w:rFonts w:ascii="Times New Roman" w:hAnsi="Times New Roman"/>
+          <w:sz w:val="24"/>
+          <w:lang w:val="ru-RU"/>
+        </w:rPr>
+        <w:t>(6,17)+</w:t>
+      </w:r>
+      <w:r>
+        <w:rPr>
+          <w:rFonts w:ascii="Times New Roman" w:hAnsi="Times New Roman"/>
+          <w:sz w:val="24"/>
         </w:rPr>
         <w:t>F</w:t>
       </w:r>
@@ -17694,64 +17459,7 @@
           <w:sz w:val="24"/>
           <w:lang w:val="ru-RU"/>
         </w:rPr>
-        <w:t>(2)=</w:t>
-      </w:r>
-      <w:proofErr w:type="gramEnd"/>
-      <w:r>
-        <w:rPr>
-          <w:rFonts w:ascii="Times New Roman" w:hAnsi="Times New Roman"/>
-          <w:sz w:val="24"/>
-          <w:lang w:val="ru-RU"/>
-        </w:rPr>
-        <w:t xml:space="preserve">2+7=9, </w:t>
-      </w:r>
-      <w:r>
-        <w:rPr>
-          <w:rFonts w:ascii="Times New Roman" w:hAnsi="Times New Roman"/>
-          <w:sz w:val="24"/>
-        </w:rPr>
-        <w:t>q</w:t>
-      </w:r>
-      <w:r>
-        <w:rPr>
-          <w:rFonts w:ascii="Times New Roman" w:hAnsi="Times New Roman"/>
-          <w:sz w:val="24"/>
-          <w:lang w:val="ru-RU"/>
-        </w:rPr>
-        <w:t>(6,</w:t>
-      </w:r>
-      <w:proofErr w:type="gramStart"/>
-      <w:r>
-        <w:rPr>
-          <w:rFonts w:ascii="Times New Roman" w:hAnsi="Times New Roman"/>
-          <w:sz w:val="24"/>
-          <w:lang w:val="ru-RU"/>
-        </w:rPr>
-        <w:t>17)+</w:t>
-      </w:r>
-      <w:r>
-        <w:rPr>
-          <w:rFonts w:ascii="Times New Roman" w:hAnsi="Times New Roman"/>
-          <w:sz w:val="24"/>
-        </w:rPr>
-        <w:t>F</w:t>
-      </w:r>
-      <w:r>
-        <w:rPr>
-          <w:rFonts w:ascii="Times New Roman" w:hAnsi="Times New Roman"/>
-          <w:sz w:val="24"/>
-          <w:lang w:val="ru-RU"/>
-        </w:rPr>
-        <w:t>(6)=</w:t>
-      </w:r>
-      <w:proofErr w:type="gramEnd"/>
-      <w:r>
-        <w:rPr>
-          <w:rFonts w:ascii="Times New Roman" w:hAnsi="Times New Roman"/>
-          <w:sz w:val="24"/>
-          <w:lang w:val="ru-RU"/>
-        </w:rPr>
-        <w:t>5+8=13) = 9;</w:t>
+        <w:t>(6)=5+8=13) = 9;</w:t>
       </w:r>
     </w:p>
     <w:p>
@@ -17798,40 +17506,22 @@
           <w:sz w:val="24"/>
           <w:lang w:val="ru-RU"/>
         </w:rPr>
-        <w:t>(17,</w:t>
-      </w:r>
-      <w:proofErr w:type="gramStart"/>
+        <w:t>(17,8)+</w:t>
+      </w:r>
       <w:r>
         <w:rPr>
           <w:rFonts w:ascii="Times New Roman" w:hAnsi="Times New Roman"/>
           <w:sz w:val="24"/>
-          <w:lang w:val="ru-RU"/>
-        </w:rPr>
-        <w:t>8)+</w:t>
+        </w:rPr>
+        <w:t>F</w:t>
       </w:r>
       <w:r>
         <w:rPr>
           <w:rFonts w:ascii="Times New Roman" w:hAnsi="Times New Roman"/>
           <w:sz w:val="24"/>
-        </w:rPr>
-        <w:t>F</w:t>
-      </w:r>
-      <w:r>
-        <w:rPr>
-          <w:rFonts w:ascii="Times New Roman" w:hAnsi="Times New Roman"/>
-          <w:sz w:val="24"/>
-          <w:lang w:val="ru-RU"/>
-        </w:rPr>
-        <w:t>(17)=</w:t>
-      </w:r>
-      <w:proofErr w:type="gramEnd"/>
-      <w:r>
-        <w:rPr>
-          <w:rFonts w:ascii="Times New Roman" w:hAnsi="Times New Roman"/>
-          <w:sz w:val="24"/>
-          <w:lang w:val="ru-RU"/>
-        </w:rPr>
-        <w:t>2+9=11) = 11;</w:t>
+          <w:lang w:val="ru-RU"/>
+        </w:rPr>
+        <w:t>(17)=2+9=11) = 11;</w:t>
       </w:r>
     </w:p>
     <w:p>
@@ -17878,21 +17568,42 @@
           <w:sz w:val="24"/>
           <w:lang w:val="ru-RU"/>
         </w:rPr>
-        <w:t>(9,</w:t>
-      </w:r>
-      <w:proofErr w:type="gramStart"/>
+        <w:t>(9,16)+</w:t>
+      </w:r>
       <w:r>
         <w:rPr>
           <w:rFonts w:ascii="Times New Roman" w:hAnsi="Times New Roman"/>
           <w:sz w:val="24"/>
-          <w:lang w:val="ru-RU"/>
-        </w:rPr>
-        <w:t>16)+</w:t>
+        </w:rPr>
+        <w:t>F</w:t>
       </w:r>
       <w:r>
         <w:rPr>
           <w:rFonts w:ascii="Times New Roman" w:hAnsi="Times New Roman"/>
           <w:sz w:val="24"/>
+          <w:lang w:val="ru-RU"/>
+        </w:rPr>
+        <w:t xml:space="preserve">(9)=3+8=11, </w:t>
+      </w:r>
+      <w:r>
+        <w:rPr>
+          <w:rFonts w:ascii="Times New Roman" w:hAnsi="Times New Roman"/>
+          <w:sz w:val="24"/>
+        </w:rPr>
+        <w:t>q</w:t>
+      </w:r>
+      <w:r>
+        <w:rPr>
+          <w:rFonts w:ascii="Times New Roman" w:hAnsi="Times New Roman"/>
+          <w:sz w:val="24"/>
+          <w:lang w:val="ru-RU"/>
+        </w:rPr>
+        <w:t>(12,16)+</w:t>
+      </w:r>
+      <w:r>
+        <w:rPr>
+          <w:rFonts w:ascii="Times New Roman" w:hAnsi="Times New Roman"/>
+          <w:sz w:val="24"/>
         </w:rPr>
         <w:t>F</w:t>
       </w:r>
@@ -17902,64 +17613,7 @@
           <w:sz w:val="24"/>
           <w:lang w:val="ru-RU"/>
         </w:rPr>
-        <w:t>(9)=</w:t>
-      </w:r>
-      <w:proofErr w:type="gramEnd"/>
-      <w:r>
-        <w:rPr>
-          <w:rFonts w:ascii="Times New Roman" w:hAnsi="Times New Roman"/>
-          <w:sz w:val="24"/>
-          <w:lang w:val="ru-RU"/>
-        </w:rPr>
-        <w:t xml:space="preserve">3+8=11, </w:t>
-      </w:r>
-      <w:r>
-        <w:rPr>
-          <w:rFonts w:ascii="Times New Roman" w:hAnsi="Times New Roman"/>
-          <w:sz w:val="24"/>
-        </w:rPr>
-        <w:t>q</w:t>
-      </w:r>
-      <w:r>
-        <w:rPr>
-          <w:rFonts w:ascii="Times New Roman" w:hAnsi="Times New Roman"/>
-          <w:sz w:val="24"/>
-          <w:lang w:val="ru-RU"/>
-        </w:rPr>
-        <w:t>(12,</w:t>
-      </w:r>
-      <w:proofErr w:type="gramStart"/>
-      <w:r>
-        <w:rPr>
-          <w:rFonts w:ascii="Times New Roman" w:hAnsi="Times New Roman"/>
-          <w:sz w:val="24"/>
-          <w:lang w:val="ru-RU"/>
-        </w:rPr>
-        <w:t>16)+</w:t>
-      </w:r>
-      <w:r>
-        <w:rPr>
-          <w:rFonts w:ascii="Times New Roman" w:hAnsi="Times New Roman"/>
-          <w:sz w:val="24"/>
-        </w:rPr>
-        <w:t>F</w:t>
-      </w:r>
-      <w:r>
-        <w:rPr>
-          <w:rFonts w:ascii="Times New Roman" w:hAnsi="Times New Roman"/>
-          <w:sz w:val="24"/>
-          <w:lang w:val="ru-RU"/>
-        </w:rPr>
-        <w:t>(12)=</w:t>
-      </w:r>
-      <w:proofErr w:type="gramEnd"/>
-      <w:r>
-        <w:rPr>
-          <w:rFonts w:ascii="Times New Roman" w:hAnsi="Times New Roman"/>
-          <w:sz w:val="24"/>
-          <w:lang w:val="ru-RU"/>
-        </w:rPr>
-        <w:t>2+11=13) = 11;</w:t>
+        <w:t>(12)=2+11=13) = 11;</w:t>
       </w:r>
     </w:p>
     <w:p>
@@ -18006,40 +17660,22 @@
           <w:sz w:val="24"/>
           <w:lang w:val="ru-RU"/>
         </w:rPr>
-        <w:t>(16,</w:t>
-      </w:r>
-      <w:proofErr w:type="gramStart"/>
+        <w:t>(16,10)+</w:t>
+      </w:r>
       <w:r>
         <w:rPr>
           <w:rFonts w:ascii="Times New Roman" w:hAnsi="Times New Roman"/>
           <w:sz w:val="24"/>
-          <w:lang w:val="ru-RU"/>
-        </w:rPr>
-        <w:t>10)+</w:t>
+        </w:rPr>
+        <w:t>F</w:t>
       </w:r>
       <w:r>
         <w:rPr>
           <w:rFonts w:ascii="Times New Roman" w:hAnsi="Times New Roman"/>
           <w:sz w:val="24"/>
-        </w:rPr>
-        <w:t>F</w:t>
-      </w:r>
-      <w:r>
-        <w:rPr>
-          <w:rFonts w:ascii="Times New Roman" w:hAnsi="Times New Roman"/>
-          <w:sz w:val="24"/>
-          <w:lang w:val="ru-RU"/>
-        </w:rPr>
-        <w:t>(16)=</w:t>
-      </w:r>
-      <w:proofErr w:type="gramEnd"/>
-      <w:r>
-        <w:rPr>
-          <w:rFonts w:ascii="Times New Roman" w:hAnsi="Times New Roman"/>
-          <w:sz w:val="24"/>
-          <w:lang w:val="ru-RU"/>
-        </w:rPr>
-        <w:t>3+11=14) = 14;</w:t>
+          <w:lang w:val="ru-RU"/>
+        </w:rPr>
+        <w:t>(16)=3+11=14) = 14;</w:t>
       </w:r>
     </w:p>
     <w:p>
@@ -18086,40 +17722,22 @@
           <w:sz w:val="24"/>
           <w:lang w:val="ru-RU"/>
         </w:rPr>
-        <w:t>(16,</w:t>
-      </w:r>
-      <w:proofErr w:type="gramStart"/>
+        <w:t>(16,13)+</w:t>
+      </w:r>
       <w:r>
         <w:rPr>
           <w:rFonts w:ascii="Times New Roman" w:hAnsi="Times New Roman"/>
           <w:sz w:val="24"/>
-          <w:lang w:val="ru-RU"/>
-        </w:rPr>
-        <w:t>13)+</w:t>
+        </w:rPr>
+        <w:t>F</w:t>
       </w:r>
       <w:r>
         <w:rPr>
           <w:rFonts w:ascii="Times New Roman" w:hAnsi="Times New Roman"/>
           <w:sz w:val="24"/>
-        </w:rPr>
-        <w:t>F</w:t>
-      </w:r>
-      <w:r>
-        <w:rPr>
-          <w:rFonts w:ascii="Times New Roman" w:hAnsi="Times New Roman"/>
-          <w:sz w:val="24"/>
-          <w:lang w:val="ru-RU"/>
-        </w:rPr>
-        <w:t>(16)=</w:t>
-      </w:r>
-      <w:proofErr w:type="gramEnd"/>
-      <w:r>
-        <w:rPr>
-          <w:rFonts w:ascii="Times New Roman" w:hAnsi="Times New Roman"/>
-          <w:sz w:val="24"/>
-          <w:lang w:val="ru-RU"/>
-        </w:rPr>
-        <w:t>3+11=14) = 14;</w:t>
+          <w:lang w:val="ru-RU"/>
+        </w:rPr>
+        <w:t>(16)=3+11=14) = 14;</w:t>
       </w:r>
     </w:p>
     <w:p>
@@ -18166,40 +17784,22 @@
           <w:sz w:val="24"/>
           <w:lang w:val="ru-RU"/>
         </w:rPr>
-        <w:t>(8,</w:t>
-      </w:r>
-      <w:proofErr w:type="gramStart"/>
+        <w:t>(8,14)+</w:t>
+      </w:r>
       <w:r>
         <w:rPr>
           <w:rFonts w:ascii="Times New Roman" w:hAnsi="Times New Roman"/>
           <w:sz w:val="24"/>
-          <w:lang w:val="ru-RU"/>
-        </w:rPr>
-        <w:t>14)+</w:t>
+        </w:rPr>
+        <w:t>F</w:t>
       </w:r>
       <w:r>
         <w:rPr>
           <w:rFonts w:ascii="Times New Roman" w:hAnsi="Times New Roman"/>
           <w:sz w:val="24"/>
-        </w:rPr>
-        <w:t>F</w:t>
-      </w:r>
-      <w:r>
-        <w:rPr>
-          <w:rFonts w:ascii="Times New Roman" w:hAnsi="Times New Roman"/>
-          <w:sz w:val="24"/>
-          <w:lang w:val="ru-RU"/>
-        </w:rPr>
-        <w:t>(8)=</w:t>
-      </w:r>
-      <w:proofErr w:type="gramEnd"/>
-      <w:r>
-        <w:rPr>
-          <w:rFonts w:ascii="Times New Roman" w:hAnsi="Times New Roman"/>
-          <w:sz w:val="24"/>
-          <w:lang w:val="ru-RU"/>
-        </w:rPr>
-        <w:t>2+11=13) = 13;</w:t>
+          <w:lang w:val="ru-RU"/>
+        </w:rPr>
+        <w:t>(8)=2+11=13) = 13;</w:t>
       </w:r>
     </w:p>
     <w:p>
@@ -18246,21 +17846,42 @@
           <w:sz w:val="24"/>
           <w:lang w:val="ru-RU"/>
         </w:rPr>
-        <w:t>(10,</w:t>
-      </w:r>
-      <w:proofErr w:type="gramStart"/>
+        <w:t>(10,15)+</w:t>
+      </w:r>
       <w:r>
         <w:rPr>
           <w:rFonts w:ascii="Times New Roman" w:hAnsi="Times New Roman"/>
           <w:sz w:val="24"/>
-          <w:lang w:val="ru-RU"/>
-        </w:rPr>
-        <w:t>15)+</w:t>
+        </w:rPr>
+        <w:t>F</w:t>
       </w:r>
       <w:r>
         <w:rPr>
           <w:rFonts w:ascii="Times New Roman" w:hAnsi="Times New Roman"/>
           <w:sz w:val="24"/>
+          <w:lang w:val="ru-RU"/>
+        </w:rPr>
+        <w:t xml:space="preserve">(10)=1+14=15, </w:t>
+      </w:r>
+      <w:r>
+        <w:rPr>
+          <w:rFonts w:ascii="Times New Roman" w:hAnsi="Times New Roman"/>
+          <w:sz w:val="24"/>
+        </w:rPr>
+        <w:t>q</w:t>
+      </w:r>
+      <w:r>
+        <w:rPr>
+          <w:rFonts w:ascii="Times New Roman" w:hAnsi="Times New Roman"/>
+          <w:sz w:val="24"/>
+          <w:lang w:val="ru-RU"/>
+        </w:rPr>
+        <w:t>(13,15)+</w:t>
+      </w:r>
+      <w:r>
+        <w:rPr>
+          <w:rFonts w:ascii="Times New Roman" w:hAnsi="Times New Roman"/>
+          <w:sz w:val="24"/>
         </w:rPr>
         <w:t>F</w:t>
       </w:r>
@@ -18270,112 +17891,37 @@
           <w:sz w:val="24"/>
           <w:lang w:val="ru-RU"/>
         </w:rPr>
-        <w:t>(10)=</w:t>
-      </w:r>
-      <w:proofErr w:type="gramEnd"/>
+        <w:t xml:space="preserve">(13)=2+14=16, </w:t>
+      </w:r>
       <w:r>
         <w:rPr>
           <w:rFonts w:ascii="Times New Roman" w:hAnsi="Times New Roman"/>
           <w:sz w:val="24"/>
-          <w:lang w:val="ru-RU"/>
-        </w:rPr>
-        <w:t xml:space="preserve">1+14=15, </w:t>
+        </w:rPr>
+        <w:t>q</w:t>
       </w:r>
       <w:r>
         <w:rPr>
           <w:rFonts w:ascii="Times New Roman" w:hAnsi="Times New Roman"/>
           <w:sz w:val="24"/>
-        </w:rPr>
-        <w:t>q</w:t>
+          <w:lang w:val="ru-RU"/>
+        </w:rPr>
+        <w:t>(14,15)+</w:t>
       </w:r>
       <w:r>
         <w:rPr>
           <w:rFonts w:ascii="Times New Roman" w:hAnsi="Times New Roman"/>
           <w:sz w:val="24"/>
-          <w:lang w:val="ru-RU"/>
-        </w:rPr>
-        <w:t>(13,</w:t>
-      </w:r>
-      <w:proofErr w:type="gramStart"/>
+        </w:rPr>
+        <w:t>F</w:t>
+      </w:r>
       <w:r>
         <w:rPr>
           <w:rFonts w:ascii="Times New Roman" w:hAnsi="Times New Roman"/>
           <w:sz w:val="24"/>
           <w:lang w:val="ru-RU"/>
         </w:rPr>
-        <w:t>15)+</w:t>
-      </w:r>
-      <w:r>
-        <w:rPr>
-          <w:rFonts w:ascii="Times New Roman" w:hAnsi="Times New Roman"/>
-          <w:sz w:val="24"/>
-        </w:rPr>
-        <w:t>F</w:t>
-      </w:r>
-      <w:r>
-        <w:rPr>
-          <w:rFonts w:ascii="Times New Roman" w:hAnsi="Times New Roman"/>
-          <w:sz w:val="24"/>
-          <w:lang w:val="ru-RU"/>
-        </w:rPr>
-        <w:t>(13)=</w:t>
-      </w:r>
-      <w:proofErr w:type="gramEnd"/>
-      <w:r>
-        <w:rPr>
-          <w:rFonts w:ascii="Times New Roman" w:hAnsi="Times New Roman"/>
-          <w:sz w:val="24"/>
-          <w:lang w:val="ru-RU"/>
-        </w:rPr>
-        <w:t xml:space="preserve">2+14=16, </w:t>
-      </w:r>
-      <w:r>
-        <w:rPr>
-          <w:rFonts w:ascii="Times New Roman" w:hAnsi="Times New Roman"/>
-          <w:sz w:val="24"/>
-        </w:rPr>
-        <w:t>q</w:t>
-      </w:r>
-      <w:r>
-        <w:rPr>
-          <w:rFonts w:ascii="Times New Roman" w:hAnsi="Times New Roman"/>
-          <w:sz w:val="24"/>
-          <w:lang w:val="ru-RU"/>
-        </w:rPr>
-        <w:t>(14,</w:t>
-      </w:r>
-      <w:proofErr w:type="gramStart"/>
-      <w:r>
-        <w:rPr>
-          <w:rFonts w:ascii="Times New Roman" w:hAnsi="Times New Roman"/>
-          <w:sz w:val="24"/>
-          <w:lang w:val="ru-RU"/>
-        </w:rPr>
-        <w:t>15)+</w:t>
-      </w:r>
-      <w:r>
-        <w:rPr>
-          <w:rFonts w:ascii="Times New Roman" w:hAnsi="Times New Roman"/>
-          <w:sz w:val="24"/>
-        </w:rPr>
-        <w:t>F</w:t>
-      </w:r>
-      <w:r>
-        <w:rPr>
-          <w:rFonts w:ascii="Times New Roman" w:hAnsi="Times New Roman"/>
-          <w:sz w:val="24"/>
-          <w:lang w:val="ru-RU"/>
-        </w:rPr>
-        <w:t>(14)=</w:t>
-      </w:r>
-      <w:proofErr w:type="gramEnd"/>
-      <w:r>
-        <w:rPr>
-          <w:rFonts w:ascii="Times New Roman" w:hAnsi="Times New Roman"/>
-          <w:sz w:val="24"/>
-          <w:lang w:val="ru-RU"/>
-        </w:rPr>
-        <w:t>2+13=15) = 15;</w:t>
+        <w:t>(14)=2+13=15) = 15;</w:t>
       </w:r>
     </w:p>
     <w:p>
@@ -21732,7 +21278,6 @@
   <w:style w:type="character" w:default="1" w:styleId="a2">
     <w:name w:val="Default Paragraph Font"/>
     <w:uiPriority w:val="1"/>
-    <w:semiHidden/>
     <w:unhideWhenUsed/>
   </w:style>
   <w:style w:type="table" w:default="1" w:styleId="a3">
